--- a/Reports/Centimetre scale imaging.docx
+++ b/Reports/Centimetre scale imaging.docx
@@ -65,6 +65,7 @@
           <w:lang w:eastAsia="ja-JP"/>
         </w:rPr>
       </w:pPr>
+      <w:proofErr w:type="spellStart"/>
       <w:r>
         <w:rPr>
           <w:rFonts w:cs="Arial"/>
@@ -73,7 +74,18 @@
           <w:szCs w:val="21"/>
           <w:lang w:eastAsia="ja-JP"/>
         </w:rPr>
-        <w:t xml:space="preserve">BioPhotonica Lab, </w:t>
+        <w:t>BioPhotonica</w:t>
+      </w:r>
+      <w:proofErr w:type="spellEnd"/>
+      <w:r>
+        <w:rPr>
+          <w:rFonts w:cs="Arial"/>
+          <w:bCs/>
+          <w:sz w:val="28"/>
+          <w:szCs w:val="21"/>
+          <w:lang w:eastAsia="ja-JP"/>
+        </w:rPr>
+        <w:t xml:space="preserve"> Lab, </w:t>
       </w:r>
       <w:r>
         <w:rPr>
@@ -1349,7 +1361,15 @@
         <w:t xml:space="preserve"> </w:t>
       </w:r>
       <w:r>
-        <w:t>given by van Cittert-Zernike theorem</w:t>
+        <w:t xml:space="preserve">given by van </w:t>
+      </w:r>
+      <w:proofErr w:type="spellStart"/>
+      <w:r>
+        <w:t>Cittert</w:t>
+      </w:r>
+      <w:proofErr w:type="spellEnd"/>
+      <w:r>
+        <w:t>-Zernike theorem</w:t>
       </w:r>
       <w:r>
         <w:fldChar w:fldCharType="begin"/>
@@ -1448,43 +1468,7 @@
                       <w:rPr>
                         <w:rFonts w:ascii="Cambria Math" w:hAnsi="Cambria Math"/>
                       </w:rPr>
-                      <m:t>(</m:t>
-                    </m:r>
-                    <m:r>
-                      <w:rPr>
-                        <w:rFonts w:ascii="Cambria Math" w:hAnsi="Cambria Math"/>
-                      </w:rPr>
-                      <m:t>λ</m:t>
-                    </m:r>
-                    <m:r>
-                      <w:rPr>
-                        <w:rFonts w:ascii="Cambria Math" w:hAnsi="Cambria Math"/>
-                      </w:rPr>
-                      <m:t>∙</m:t>
-                    </m:r>
-                    <m:r>
-                      <w:rPr>
-                        <w:rFonts w:ascii="Cambria Math" w:hAnsi="Cambria Math"/>
-                      </w:rPr>
-                      <m:t>z</m:t>
-                    </m:r>
-                    <m:r>
-                      <w:rPr>
-                        <w:rFonts w:ascii="Cambria Math" w:hAnsi="Cambria Math"/>
-                      </w:rPr>
-                      <m:t>/</m:t>
-                    </m:r>
-                    <m:r>
-                      <w:rPr>
-                        <w:rFonts w:ascii="Cambria Math" w:hAnsi="Cambria Math"/>
-                      </w:rPr>
-                      <m:t>r</m:t>
-                    </m:r>
-                    <m:r>
-                      <w:rPr>
-                        <w:rFonts w:ascii="Cambria Math" w:hAnsi="Cambria Math"/>
-                      </w:rPr>
-                      <m:t>)</m:t>
+                      <m:t>(λ∙z/r)</m:t>
                     </m:r>
                   </m:e>
                   <m:sup>
@@ -1737,31 +1721,7 @@
                       <w:rPr>
                         <w:rFonts w:ascii="Cambria Math" w:hAnsi="Cambria Math"/>
                       </w:rPr>
-                      <m:t>(</m:t>
-                    </m:r>
-                    <m:r>
-                      <w:rPr>
-                        <w:rFonts w:ascii="Cambria Math" w:hAnsi="Cambria Math"/>
-                      </w:rPr>
-                      <m:t>l</m:t>
-                    </m:r>
-                    <m:r>
-                      <w:rPr>
-                        <w:rFonts w:ascii="Cambria Math" w:hAnsi="Cambria Math"/>
-                      </w:rPr>
-                      <m:t>,</m:t>
-                    </m:r>
-                    <m:r>
-                      <w:rPr>
-                        <w:rFonts w:ascii="Cambria Math" w:hAnsi="Cambria Math"/>
-                      </w:rPr>
-                      <m:t>n</m:t>
-                    </m:r>
-                    <m:r>
-                      <w:rPr>
-                        <w:rFonts w:ascii="Cambria Math" w:hAnsi="Cambria Math"/>
-                      </w:rPr>
-                      <m:t>)</m:t>
+                      <m:t>(l,n)</m:t>
                     </m:r>
                   </m:sup>
                 </m:sSubSup>
@@ -1794,37 +1754,7 @@
                   <w:rPr>
                     <w:rFonts w:ascii="Cambria Math" w:hAnsi="Cambria Math"/>
                   </w:rPr>
-                  <m:t xml:space="preserve">) = </m:t>
-                </m:r>
-                <m:r>
-                  <w:rPr>
-                    <w:rFonts w:ascii="Cambria Math" w:hAnsi="Cambria Math"/>
-                  </w:rPr>
-                  <m:t>exp</m:t>
-                </m:r>
-                <m:r>
-                  <w:rPr>
-                    <w:rFonts w:ascii="Cambria Math" w:hAnsi="Cambria Math"/>
-                  </w:rPr>
-                  <m:t xml:space="preserve"> (</m:t>
-                </m:r>
-                <m:r>
-                  <w:rPr>
-                    <w:rFonts w:ascii="Cambria Math" w:hAnsi="Cambria Math"/>
-                  </w:rPr>
-                  <m:t>i</m:t>
-                </m:r>
-                <m:r>
-                  <w:rPr>
-                    <w:rFonts w:ascii="Cambria Math" w:hAnsi="Cambria Math"/>
-                  </w:rPr>
-                  <m:t>2</m:t>
-                </m:r>
-                <m:r>
-                  <w:rPr>
-                    <w:rFonts w:ascii="Cambria Math" w:hAnsi="Cambria Math"/>
-                  </w:rPr>
-                  <m:t>π</m:t>
+                  <m:t>) = exp (i2π</m:t>
                 </m:r>
                 <m:sSub>
                   <m:sSubPr>
@@ -2519,31 +2449,7 @@
                       <w:rPr>
                         <w:rFonts w:ascii="Cambria Math" w:hAnsi="Cambria Math"/>
                       </w:rPr>
-                      <m:t>(</m:t>
-                    </m:r>
-                    <m:r>
-                      <w:rPr>
-                        <w:rFonts w:ascii="Cambria Math" w:hAnsi="Cambria Math"/>
-                      </w:rPr>
-                      <m:t>l</m:t>
-                    </m:r>
-                    <m:r>
-                      <w:rPr>
-                        <w:rFonts w:ascii="Cambria Math" w:hAnsi="Cambria Math"/>
-                      </w:rPr>
-                      <m:t>,</m:t>
-                    </m:r>
-                    <m:r>
-                      <w:rPr>
-                        <w:rFonts w:ascii="Cambria Math" w:hAnsi="Cambria Math"/>
-                      </w:rPr>
-                      <m:t>n</m:t>
-                    </m:r>
-                    <m:r>
-                      <w:rPr>
-                        <w:rFonts w:ascii="Cambria Math" w:hAnsi="Cambria Math"/>
-                      </w:rPr>
-                      <m:t>)</m:t>
+                      <m:t>(l,n)</m:t>
                     </m:r>
                   </m:sup>
                 </m:sSubSup>
@@ -2604,21 +2510,7 @@
                         <w:rFonts w:ascii="Cambria Math" w:hAnsi="Cambria Math"/>
                         <w:lang w:val="en-IN"/>
                       </w:rPr>
-                      <m:t>n</m:t>
-                    </m:r>
-                    <m:r>
-                      <w:rPr>
-                        <w:rFonts w:ascii="Cambria Math" w:hAnsi="Cambria Math"/>
-                        <w:lang w:val="en-IN"/>
-                      </w:rPr>
-                      <m:t>,</m:t>
-                    </m:r>
-                    <m:r>
-                      <w:rPr>
-                        <w:rFonts w:ascii="Cambria Math" w:hAnsi="Cambria Math"/>
-                        <w:lang w:val="en-IN"/>
-                      </w:rPr>
-                      <m:t>m</m:t>
+                      <m:t>n,m</m:t>
                     </m:r>
                   </m:sub>
                 </m:sSub>
@@ -2695,31 +2587,7 @@
                       <w:rPr>
                         <w:rFonts w:ascii="Cambria Math" w:hAnsi="Cambria Math"/>
                       </w:rPr>
-                      <m:t>(</m:t>
-                    </m:r>
-                    <m:r>
-                      <w:rPr>
-                        <w:rFonts w:ascii="Cambria Math" w:hAnsi="Cambria Math"/>
-                      </w:rPr>
-                      <m:t>l</m:t>
-                    </m:r>
-                    <m:r>
-                      <w:rPr>
-                        <w:rFonts w:ascii="Cambria Math" w:hAnsi="Cambria Math"/>
-                      </w:rPr>
-                      <m:t>,</m:t>
-                    </m:r>
-                    <m:r>
-                      <w:rPr>
-                        <w:rFonts w:ascii="Cambria Math" w:hAnsi="Cambria Math"/>
-                      </w:rPr>
-                      <m:t>n</m:t>
-                    </m:r>
-                    <m:r>
-                      <w:rPr>
-                        <w:rFonts w:ascii="Cambria Math" w:hAnsi="Cambria Math"/>
-                      </w:rPr>
-                      <m:t>)</m:t>
+                      <m:t>(l,n)</m:t>
                     </m:r>
                   </m:sup>
                 </m:sSubSup>
@@ -3143,14 +3011,7 @@
                         <w:rFonts w:ascii="Cambria Math" w:hAnsi="Cambria Math"/>
                         <w:lang w:val="en-IN"/>
                       </w:rPr>
-                      <m:t>-</m:t>
-                    </m:r>
-                    <m:r>
-                      <w:rPr>
-                        <w:rFonts w:ascii="Cambria Math" w:hAnsi="Cambria Math"/>
-                        <w:lang w:val="en-IN"/>
-                      </w:rPr>
-                      <m:t>1</m:t>
+                      <m:t>-1</m:t>
                     </m:r>
                   </m:sup>
                 </m:sSup>
@@ -3204,21 +3065,7 @@
                         <w:rFonts w:ascii="Cambria Math" w:hAnsi="Cambria Math"/>
                         <w:lang w:val="en-IN"/>
                       </w:rPr>
-                      <m:t>∙</m:t>
-                    </m:r>
-                    <m:r>
-                      <w:rPr>
-                        <w:rFonts w:ascii="Cambria Math" w:hAnsi="Cambria Math"/>
-                        <w:lang w:val="en-IN"/>
-                      </w:rPr>
-                      <m:t>exp</m:t>
-                    </m:r>
-                    <m:r>
-                      <w:rPr>
-                        <w:rFonts w:ascii="Cambria Math" w:hAnsi="Cambria Math"/>
-                        <w:lang w:val="en-IN"/>
-                      </w:rPr>
-                      <m:t xml:space="preserve"> </m:t>
+                      <m:t xml:space="preserve">∙exp </m:t>
                     </m:r>
                     <m:d>
                       <m:dPr>
@@ -3238,28 +3085,7 @@
                             <w:rFonts w:ascii="Cambria Math" w:hAnsi="Cambria Math"/>
                             <w:lang w:val="en-IN"/>
                           </w:rPr>
-                          <m:t>-</m:t>
-                        </m:r>
-                        <m:r>
-                          <w:rPr>
-                            <w:rFonts w:ascii="Cambria Math" w:hAnsi="Cambria Math"/>
-                            <w:lang w:val="en-IN"/>
-                          </w:rPr>
-                          <m:t>i</m:t>
-                        </m:r>
-                        <m:r>
-                          <w:rPr>
-                            <w:rFonts w:ascii="Cambria Math" w:hAnsi="Cambria Math"/>
-                            <w:lang w:val="en-IN"/>
-                          </w:rPr>
-                          <m:t>2</m:t>
-                        </m:r>
-                        <m:r>
-                          <w:rPr>
-                            <w:rFonts w:ascii="Cambria Math" w:hAnsi="Cambria Math"/>
-                            <w:lang w:val="en-IN"/>
-                          </w:rPr>
-                          <m:t>πδz</m:t>
+                          <m:t>-i2πδz</m:t>
                         </m:r>
                         <m:rad>
                           <m:radPr>
@@ -3553,31 +3379,7 @@
                       <w:rPr>
                         <w:rFonts w:ascii="Cambria Math" w:hAnsi="Cambria Math"/>
                       </w:rPr>
-                      <m:t>(</m:t>
-                    </m:r>
-                    <m:r>
-                      <w:rPr>
-                        <w:rFonts w:ascii="Cambria Math" w:hAnsi="Cambria Math"/>
-                      </w:rPr>
-                      <m:t>l</m:t>
-                    </m:r>
-                    <m:r>
-                      <w:rPr>
-                        <w:rFonts w:ascii="Cambria Math" w:hAnsi="Cambria Math"/>
-                      </w:rPr>
-                      <m:t>,</m:t>
-                    </m:r>
-                    <m:r>
-                      <w:rPr>
-                        <w:rFonts w:ascii="Cambria Math" w:hAnsi="Cambria Math"/>
-                      </w:rPr>
-                      <m:t>n</m:t>
-                    </m:r>
-                    <m:r>
-                      <w:rPr>
-                        <w:rFonts w:ascii="Cambria Math" w:hAnsi="Cambria Math"/>
-                      </w:rPr>
-                      <m:t>)</m:t>
+                      <m:t>(l,n)</m:t>
                     </m:r>
                   </m:sup>
                 </m:sSubSup>
@@ -3717,31 +3519,7 @@
                           <w:rPr>
                             <w:rFonts w:ascii="Cambria Math" w:hAnsi="Cambria Math"/>
                           </w:rPr>
-                          <m:t>(</m:t>
-                        </m:r>
-                        <m:r>
-                          <w:rPr>
-                            <w:rFonts w:ascii="Cambria Math" w:hAnsi="Cambria Math"/>
-                          </w:rPr>
-                          <m:t>l</m:t>
-                        </m:r>
-                        <m:r>
-                          <w:rPr>
-                            <w:rFonts w:ascii="Cambria Math" w:hAnsi="Cambria Math"/>
-                          </w:rPr>
-                          <m:t>,</m:t>
-                        </m:r>
-                        <m:r>
-                          <w:rPr>
-                            <w:rFonts w:ascii="Cambria Math" w:hAnsi="Cambria Math"/>
-                          </w:rPr>
-                          <m:t>n</m:t>
-                        </m:r>
-                        <m:r>
-                          <w:rPr>
-                            <w:rFonts w:ascii="Cambria Math" w:hAnsi="Cambria Math"/>
-                          </w:rPr>
-                          <m:t>)</m:t>
+                          <m:t>(l,n)</m:t>
                         </m:r>
                       </m:sup>
                     </m:sSubSup>
@@ -4064,19 +3842,7 @@
                       <w:rPr>
                         <w:rFonts w:ascii="Cambria Math" w:hAnsi="Cambria Math"/>
                       </w:rPr>
-                      <m:t>(</m:t>
-                    </m:r>
-                    <m:r>
-                      <w:rPr>
-                        <w:rFonts w:ascii="Cambria Math" w:hAnsi="Cambria Math"/>
-                      </w:rPr>
-                      <m:t>l</m:t>
-                    </m:r>
-                    <m:r>
-                      <w:rPr>
-                        <w:rFonts w:ascii="Cambria Math" w:hAnsi="Cambria Math"/>
-                      </w:rPr>
-                      <m:t>)</m:t>
+                      <m:t>(l)</m:t>
                     </m:r>
                   </m:sup>
                 </m:sSubSup>
@@ -4209,31 +3975,7 @@
                                   <w:rPr>
                                     <w:rFonts w:ascii="Cambria Math" w:hAnsi="Cambria Math"/>
                                   </w:rPr>
-                                  <m:t>(</m:t>
-                                </m:r>
-                                <m:r>
-                                  <w:rPr>
-                                    <w:rFonts w:ascii="Cambria Math" w:hAnsi="Cambria Math"/>
-                                  </w:rPr>
-                                  <m:t>l</m:t>
-                                </m:r>
-                                <m:r>
-                                  <w:rPr>
-                                    <w:rFonts w:ascii="Cambria Math" w:hAnsi="Cambria Math"/>
-                                  </w:rPr>
-                                  <m:t>,</m:t>
-                                </m:r>
-                                <m:r>
-                                  <w:rPr>
-                                    <w:rFonts w:ascii="Cambria Math" w:hAnsi="Cambria Math"/>
-                                  </w:rPr>
-                                  <m:t>n</m:t>
-                                </m:r>
-                                <m:r>
-                                  <w:rPr>
-                                    <w:rFonts w:ascii="Cambria Math" w:hAnsi="Cambria Math"/>
-                                  </w:rPr>
-                                  <m:t>)</m:t>
+                                  <m:t>(l,n)</m:t>
                                 </m:r>
                               </m:sup>
                             </m:sSubSup>
@@ -4622,25 +4364,7 @@
                       <w:rPr>
                         <w:rFonts w:ascii="Cambria Math" w:hAnsi="Cambria Math"/>
                       </w:rPr>
-                      <m:t>(</m:t>
-                    </m:r>
-                    <m:r>
-                      <m:rPr>
-                        <m:sty m:val="bi"/>
-                      </m:rPr>
-                      <w:rPr>
-                        <w:rFonts w:ascii="Cambria Math" w:hAnsi="Cambria Math"/>
-                      </w:rPr>
-                      <m:t>l</m:t>
-                    </m:r>
-                    <m:r>
-                      <m:rPr>
-                        <m:sty m:val="bi"/>
-                      </m:rPr>
-                      <w:rPr>
-                        <w:rFonts w:ascii="Cambria Math" w:hAnsi="Cambria Math"/>
-                      </w:rPr>
-                      <m:t>)</m:t>
+                      <m:t>(l)</m:t>
                     </m:r>
                   </m:sup>
                 </m:sSubSup>
@@ -4882,27 +4606,7 @@
                                         <w:rFonts w:ascii="Cambria Math" w:hAnsi="Cambria Math"/>
                                         <w:lang w:val="en-IN"/>
                                       </w:rPr>
-                                      <m:t>n</m:t>
-                                    </m:r>
-                                    <m:r>
-                                      <m:rPr>
-                                        <m:sty m:val="bi"/>
-                                      </m:rPr>
-                                      <w:rPr>
-                                        <w:rFonts w:ascii="Cambria Math" w:hAnsi="Cambria Math"/>
-                                        <w:lang w:val="en-IN"/>
-                                      </w:rPr>
-                                      <m:t>,</m:t>
-                                    </m:r>
-                                    <m:r>
-                                      <m:rPr>
-                                        <m:sty m:val="bi"/>
-                                      </m:rPr>
-                                      <w:rPr>
-                                        <w:rFonts w:ascii="Cambria Math" w:hAnsi="Cambria Math"/>
-                                        <w:lang w:val="en-IN"/>
-                                      </w:rPr>
-                                      <m:t>M</m:t>
+                                      <m:t>n,M</m:t>
                                     </m:r>
                                   </m:sub>
                                 </m:sSub>
@@ -5040,47 +4744,7 @@
                                             <w:rFonts w:ascii="Cambria Math" w:hAnsi="Cambria Math"/>
                                             <w:lang w:val="en-IN"/>
                                           </w:rPr>
-                                          <m:t>n</m:t>
-                                        </m:r>
-                                        <m:r>
-                                          <m:rPr>
-                                            <m:sty m:val="bi"/>
-                                          </m:rPr>
-                                          <w:rPr>
-                                            <w:rFonts w:ascii="Cambria Math" w:hAnsi="Cambria Math"/>
-                                            <w:lang w:val="en-IN"/>
-                                          </w:rPr>
-                                          <m:t>,</m:t>
-                                        </m:r>
-                                        <m:r>
-                                          <m:rPr>
-                                            <m:sty m:val="bi"/>
-                                          </m:rPr>
-                                          <w:rPr>
-                                            <w:rFonts w:ascii="Cambria Math" w:hAnsi="Cambria Math"/>
-                                            <w:lang w:val="en-IN"/>
-                                          </w:rPr>
-                                          <m:t>M</m:t>
-                                        </m:r>
-                                        <m:r>
-                                          <m:rPr>
-                                            <m:sty m:val="bi"/>
-                                          </m:rPr>
-                                          <w:rPr>
-                                            <w:rFonts w:ascii="Cambria Math" w:hAnsi="Cambria Math"/>
-                                            <w:lang w:val="en-IN"/>
-                                          </w:rPr>
-                                          <m:t>-</m:t>
-                                        </m:r>
-                                        <m:r>
-                                          <m:rPr>
-                                            <m:sty m:val="bi"/>
-                                          </m:rPr>
-                                          <w:rPr>
-                                            <w:rFonts w:ascii="Cambria Math" w:hAnsi="Cambria Math"/>
-                                            <w:lang w:val="en-IN"/>
-                                          </w:rPr>
-                                          <m:t>1</m:t>
+                                          <m:t>n,M-1</m:t>
                                         </m:r>
                                       </m:sub>
                                     </m:sSub>
@@ -5133,17 +4797,7 @@
                                         <w:rFonts w:ascii="Cambria Math" w:hAnsi="Cambria Math"/>
                                         <w:lang w:val="en-IN"/>
                                       </w:rPr>
-                                      <m:t>∙</m:t>
-                                    </m:r>
-                                    <m:r>
-                                      <m:rPr>
-                                        <m:sty m:val="bi"/>
-                                      </m:rPr>
-                                      <w:rPr>
-                                        <w:rFonts w:ascii="Cambria Math" w:hAnsi="Cambria Math"/>
-                                        <w:lang w:val="en-IN"/>
-                                      </w:rPr>
-                                      <m:t>.....</m:t>
+                                      <m:t>∙.....</m:t>
                                     </m:r>
                                     <m:sSub>
                                       <m:sSubPr>
@@ -5228,27 +4882,7 @@
                                                 <w:rFonts w:ascii="Cambria Math" w:hAnsi="Cambria Math"/>
                                                 <w:lang w:val="en-IN"/>
                                               </w:rPr>
-                                              <m:t>n</m:t>
-                                            </m:r>
-                                            <m:r>
-                                              <m:rPr>
-                                                <m:sty m:val="bi"/>
-                                              </m:rPr>
-                                              <w:rPr>
-                                                <w:rFonts w:ascii="Cambria Math" w:hAnsi="Cambria Math"/>
-                                                <w:lang w:val="en-IN"/>
-                                              </w:rPr>
-                                              <m:t>,</m:t>
-                                            </m:r>
-                                            <m:r>
-                                              <m:rPr>
-                                                <m:sty m:val="bi"/>
-                                              </m:rPr>
-                                              <w:rPr>
-                                                <w:rFonts w:ascii="Cambria Math" w:hAnsi="Cambria Math"/>
-                                                <w:lang w:val="en-IN"/>
-                                              </w:rPr>
-                                              <m:t>1</m:t>
+                                              <m:t>n,1</m:t>
                                             </m:r>
                                           </m:sub>
                                         </m:sSub>
@@ -5310,25 +4944,7 @@
                                           <w:rPr>
                                             <w:rFonts w:ascii="Cambria Math" w:hAnsi="Cambria Math"/>
                                           </w:rPr>
-                                          <m:t>exp</m:t>
-                                        </m:r>
-                                        <m:r>
-                                          <m:rPr>
-                                            <m:sty m:val="bi"/>
-                                          </m:rPr>
-                                          <w:rPr>
-                                            <w:rFonts w:ascii="Cambria Math" w:hAnsi="Cambria Math"/>
-                                          </w:rPr>
-                                          <m:t xml:space="preserve"> (</m:t>
-                                        </m:r>
-                                        <m:r>
-                                          <m:rPr>
-                                            <m:sty m:val="bi"/>
-                                          </m:rPr>
-                                          <w:rPr>
-                                            <w:rFonts w:ascii="Cambria Math" w:hAnsi="Cambria Math"/>
-                                          </w:rPr>
-                                          <m:t>i</m:t>
+                                          <m:t>exp (i</m:t>
                                         </m:r>
                                         <m:f>
                                           <m:fPr>
@@ -5461,25 +5077,7 @@
                                                   <w:rPr>
                                                     <w:rFonts w:ascii="Cambria Math" w:hAnsi="Cambria Math"/>
                                                   </w:rPr>
-                                                  <m:t>(</m:t>
-                                                </m:r>
-                                                <m:r>
-                                                  <m:rPr>
-                                                    <m:sty m:val="bi"/>
-                                                  </m:rPr>
-                                                  <w:rPr>
-                                                    <w:rFonts w:ascii="Cambria Math" w:hAnsi="Cambria Math"/>
-                                                  </w:rPr>
-                                                  <m:t>l</m:t>
-                                                </m:r>
-                                                <m:r>
-                                                  <m:rPr>
-                                                    <m:sty m:val="bi"/>
-                                                  </m:rPr>
-                                                  <w:rPr>
-                                                    <w:rFonts w:ascii="Cambria Math" w:hAnsi="Cambria Math"/>
-                                                  </w:rPr>
-                                                  <m:t>)</m:t>
+                                                  <m:t>(l)</m:t>
                                                 </m:r>
                                               </m:sup>
                                             </m:sSubSup>
@@ -5607,7 +5205,15 @@
         <w:t xml:space="preserve">The section comprises of the hardware design and core geometry based initial calculations and estimate required for the algorithm to work. </w:t>
       </w:r>
       <w:r>
-        <w:t>To achieve centimeter-scale wide-field 3D imaging, the system architecture entirely discards the conventional objective lens, relying instead on a highly parameterized lensless on-chip geometry.</w:t>
+        <w:t xml:space="preserve">To achieve centimeter-scale wide-field 3D imaging, the system architecture entirely discards the conventional objective lens, relying instead on a highly parameterized </w:t>
+      </w:r>
+      <w:proofErr w:type="spellStart"/>
+      <w:r>
+        <w:t>lensless</w:t>
+      </w:r>
+      <w:proofErr w:type="spellEnd"/>
+      <w:r>
+        <w:t xml:space="preserve"> on-chip geometry.</w:t>
       </w:r>
     </w:p>
     <w:p>
@@ -6107,7 +5713,20 @@
         </w:numPr>
       </w:pPr>
       <w:r>
-        <w:t>Geometric Calculation of Spatially Varying Angles</w:t>
+        <w:t>Sample-to-sensor distance for 3D volumes</w:t>
+      </w:r>
+    </w:p>
+    <w:p>
+      <w:r>
+        <w:t xml:space="preserve">In 2D </w:t>
+      </w:r>
+      <w:proofErr w:type="spellStart"/>
+      <w:r>
+        <w:t>lensless</w:t>
+      </w:r>
+      <w:proofErr w:type="spellEnd"/>
+      <w:r>
+        <w:t xml:space="preserve"> imaging, the gap distance between the sample and sensor ($\Delta z$) is found by digitally back-propagating the central subregion's on-axis hologram and finding the depth that minimizes the Brenner gradient of the amplitude.</w:t>
       </w:r>
     </w:p>
     <w:p/>
@@ -7297,7 +6916,15 @@
         <w:t xml:space="preserve">, </w:t>
       </w:r>
       <w:r>
-        <w:t>is governed by the van Cittert-Zernike theorem.</w:t>
+        <w:t xml:space="preserve">is governed by the van </w:t>
+      </w:r>
+      <w:proofErr w:type="spellStart"/>
+      <w:r>
+        <w:t>Cittert</w:t>
+      </w:r>
+      <w:proofErr w:type="spellEnd"/>
+      <w:r>
+        <w:t>-Zernike theorem.</w:t>
       </w:r>
       <w:r>
         <w:t xml:space="preserve"> The theorem establishes a relationship between the far-field diffraction generated due to specifically represented incoherent source of light in a region of space and the coherence resulting from the same source in the same region</w:t>
@@ -9698,7 +9325,21 @@
         <w:rPr>
           <w:lang w:val="en-IN"/>
         </w:rPr>
-        <w:t>To understand how this defocus affects the shifted spectrum, we change our variable to center on the shifted spectrum</w:t>
+        <w:t xml:space="preserve">To understand how this defocus affects the shifted spectrum, we change our variable to </w:t>
+      </w:r>
+      <w:proofErr w:type="spellStart"/>
+      <w:r>
+        <w:rPr>
+          <w:lang w:val="en-IN"/>
+        </w:rPr>
+        <w:t>center</w:t>
+      </w:r>
+      <w:proofErr w:type="spellEnd"/>
+      <w:r>
+        <w:rPr>
+          <w:lang w:val="en-IN"/>
+        </w:rPr>
+        <w:t xml:space="preserve"> on the shifted spectrum</w:t>
       </w:r>
       <w:r>
         <w:rPr>
@@ -10039,14 +9680,7 @@
                             <w:rFonts w:ascii="Cambria Math" w:hAnsi="Cambria Math"/>
                             <w:lang w:val="en-IN"/>
                           </w:rPr>
-                          <m:t>'</m:t>
-                        </m:r>
-                        <m:r>
-                          <w:rPr>
-                            <w:rFonts w:ascii="Cambria Math" w:hAnsi="Cambria Math"/>
-                            <w:lang w:val="en-IN"/>
-                          </w:rPr>
-                          <m:t>2</m:t>
+                          <m:t>'2</m:t>
                         </m:r>
                       </m:sup>
                     </m:sSup>
@@ -10469,14 +10103,7 @@
                                 <w:rFonts w:ascii="Cambria Math" w:hAnsi="Cambria Math"/>
                                 <w:lang w:val="en-IN"/>
                               </w:rPr>
-                              <m:t>'</m:t>
-                            </m:r>
-                            <m:r>
-                              <w:rPr>
-                                <w:rFonts w:ascii="Cambria Math" w:hAnsi="Cambria Math"/>
-                                <w:lang w:val="en-IN"/>
-                              </w:rPr>
-                              <m:t>2</m:t>
+                              <m:t>'2</m:t>
                             </m:r>
                           </m:sup>
                         </m:sSup>
@@ -10752,7 +10379,21 @@
         <w:rPr>
           <w:lang w:val="en-IN"/>
         </w:rPr>
-        <w:t xml:space="preserve">This equation is the key to the entire phenomenon. It contains three distinct phase terms acting on the centered spectrum </w:t>
+        <w:t xml:space="preserve">This equation is the key to the entire phenomenon. It contains three distinct phase terms acting on the </w:t>
+      </w:r>
+      <w:proofErr w:type="spellStart"/>
+      <w:r>
+        <w:rPr>
+          <w:lang w:val="en-IN"/>
+        </w:rPr>
+        <w:t>centered</w:t>
+      </w:r>
+      <w:proofErr w:type="spellEnd"/>
+      <w:r>
+        <w:rPr>
+          <w:lang w:val="en-IN"/>
+        </w:rPr>
+        <w:t xml:space="preserve"> spectrum </w:t>
       </w:r>
       <m:oMath>
         <m:acc>
@@ -10918,14 +10559,7 @@
                         <w:rFonts w:ascii="Cambria Math" w:hAnsi="Cambria Math"/>
                         <w:lang w:val="en-IN"/>
                       </w:rPr>
-                      <m:t>'</m:t>
-                    </m:r>
-                    <m:r>
-                      <w:rPr>
-                        <w:rFonts w:ascii="Cambria Math" w:hAnsi="Cambria Math"/>
-                        <w:lang w:val="en-IN"/>
-                      </w:rPr>
-                      <m:t>2</m:t>
+                      <m:t>'2</m:t>
                     </m:r>
                   </m:sup>
                 </m:sSup>
@@ -10938,31 +10572,7 @@
         <w:rPr>
           <w:lang w:val="en-IN"/>
         </w:rPr>
-        <w:t xml:space="preserve">: This is the standard quadratic defocus blur. It is </w:t>
-      </w:r>
-      <w:r>
-        <w:rPr>
-          <w:lang w:val="en-IN"/>
-        </w:rPr>
-        <w:t>the same</w:t>
-      </w:r>
-      <w:r>
-        <w:rPr>
-          <w:lang w:val="en-IN"/>
-        </w:rPr>
-        <w:t xml:space="preserve"> blur the sample would experience if it were illuminated </w:t>
-      </w:r>
-      <w:r>
-        <w:rPr>
-          <w:lang w:val="en-IN"/>
-        </w:rPr>
-        <w:t>on axis</w:t>
-      </w:r>
-      <w:r>
-        <w:rPr>
-          <w:lang w:val="en-IN"/>
-        </w:rPr>
-        <w:t>.</w:t>
+        <w:t>: This is the standard quadratic defocus blur. It is the same blur the sample would experience if it were illuminated on axis.</w:t>
       </w:r>
     </w:p>
     <w:p>
@@ -12154,19 +11764,7 @@
         <w:rPr>
           <w:lang w:val="en-IN"/>
         </w:rPr>
-        <w:t xml:space="preserve">This dictates our hardware alignment protocol. If the central reference LED is perfectly </w:t>
-      </w:r>
-      <w:r>
-        <w:rPr>
-          <w:lang w:val="en-IN"/>
-        </w:rPr>
-        <w:t>on axis</w:t>
-      </w:r>
-      <w:r>
-        <w:rPr>
-          <w:lang w:val="en-IN"/>
-        </w:rPr>
-        <w:t xml:space="preserve"> (</w:t>
+        <w:t>This dictates our hardware alignment protocol. If the central reference LED is perfectly on axis (</w:t>
       </w:r>
       <m:oMath>
         <m:sSub>
@@ -14109,6 +13707,7 @@
   <w:style w:type="character" w:default="1" w:styleId="DefaultParagraphFont">
     <w:name w:val="Default Paragraph Font"/>
     <w:uiPriority w:val="1"/>
+    <w:semiHidden/>
     <w:unhideWhenUsed/>
   </w:style>
   <w:style w:type="table" w:default="1" w:styleId="TableNormal">
